--- a/tillsyn/A 29582-2024 tillsynsbegäran.docx
+++ b/tillsyn/A 29582-2024 tillsynsbegäran.docx
@@ -476,7 +476,7 @@
     <w:r>
       <w:tab/>
       <w:tab/>
-      <w:t>2026-06-18</w:t>
+      <w:t>2026-06-19</w:t>
       <w:br/>
       <w:br/>
     </w:r>

--- a/tillsyn/A 29582-2024 tillsynsbegäran.docx
+++ b/tillsyn/A 29582-2024 tillsynsbegäran.docx
@@ -476,7 +476,7 @@
     <w:r>
       <w:tab/>
       <w:tab/>
-      <w:t>2026-06-19</w:t>
+      <w:t>2026-06-20</w:t>
       <w:br/>
       <w:br/>
     </w:r>

--- a/tillsyn/A 29582-2024 tillsynsbegäran.docx
+++ b/tillsyn/A 29582-2024 tillsynsbegäran.docx
@@ -12,10 +12,7 @@
     </w:p>
     <w:p>
       <w:r>
-        <w:t>Detta dokument behandlar höga naturvärden i avverkningsanmälan A 29582-2024 i Grums kommun som inkom 2024-07-11 och omfattar 3,1 ha.</w:t>
-      </w:r>
-      <w:r>
-        <w:t xml:space="preserve"> I Figur 1 visas fyndplatser för naturvårdsarter i området, som finns registrerade på Artportalen.</w:t>
+        <w:t>Denna tillsynsbegäran behandlar höga naturvärden i avverkningsanmälan A 29582-2024 i Grums kommun som inkom 2024-07-11 och omfattar 3,1 ha.</w:t>
       </w:r>
     </w:p>
     <w:p>
@@ -25,7 +22,7 @@
       <w:r>
         <w:drawing>
           <wp:inline xmlns:a="http://schemas.openxmlformats.org/drawingml/2006/main" xmlns:pic="http://schemas.openxmlformats.org/drawingml/2006/picture">
-            <wp:extent cx="5322482" cy="5688000"/>
+            <wp:extent cx="5356169" cy="5724000"/>
             <wp:docPr id="1" name="Picture 1"/>
             <wp:cNvGraphicFramePr>
               <a:graphicFrameLocks noChangeAspect="1"/>
@@ -46,7 +43,7 @@
                   <pic:spPr>
                     <a:xfrm>
                       <a:off x="0" y="0"/>
-                      <a:ext cx="5322482" cy="5688000"/>
+                      <a:ext cx="5356169" cy="5724000"/>
                     </a:xfrm>
                     <a:prstGeom prst="rect"/>
                   </pic:spPr>
@@ -63,7 +60,20 @@
         <w:spacing w:after="240"/>
       </w:pPr>
       <w:r>
-        <w:t>Figur 1. Fyndplatser för naturvårdsarter inom 14 meter från avverkningsanmälan (röd linje). Inom parentes anges rödlistekategorier, S för signalarter, Tför typiska arter och fridlysningsparagrafer i artskyddsförordningen.Markörer utan svart kant är placerade på fyndplatsen. Markörer med svart kant är placerade vid sidan av fyndplatsen och har ett svart streck som visar fyndplatsens exakta position. Kartans mittpunktskoordinat är N 6569993, E 384769 i SWEREF 99 TM.</w:t>
+        <w:t>Figur 1. Fyndplatser för naturvårdsarter inom 14 meter från avverkningsanmälan. Markörer utan svart kant är placerade på fyndplatsen. Markörer med svart kant är placerade vid sidan av fyndplatsen har ett svart streck som visar fyndplatsens exakta position. Kartans mittpunktskoordinat är N 6569993, E 384769 i SWEREF 99 TM.</w:t>
+      </w:r>
+    </w:p>
+    <w:p>
+      <w:r>
+        <w:t>Inom 14 meter från avverkningsanmälan finns fynd av 1 naturvårdsarter, varav 1 är fridlyst, 1 är typisk (T) och 1 är signalart (S): grön sköldmossa (S, T, §8). Se Figur 1.</w:t>
+      </w:r>
+    </w:p>
+    <w:p>
+      <w:pPr>
+        <w:pStyle w:val="Heading1"/>
+      </w:pPr>
+      <w:r>
+        <w:t>Tillsynsbegäran</w:t>
       </w:r>
     </w:p>
     <w:p>
@@ -77,39 +87,16 @@
       </w:r>
     </w:p>
     <w:p>
-      <w:r>
-        <w:t>Nedan beskrivs fynd av naturvårdsarter och fridlysta arter som gjorts i det avverkningsanmälda området. I BILAGA 1 finns artfakta om fridlysta arter.</w:t>
-      </w:r>
-    </w:p>
-    <w:p>
       <w:pPr>
         <w:pStyle w:val="Heading1"/>
       </w:pPr>
       <w:r>
-        <w:t>Naturvårdsarter</w:t>
+        <w:t>Naturvårdsarter och fridlysta arter</w:t>
       </w:r>
     </w:p>
     <w:p>
       <w:r>
-        <w:t>Inom 14 meter från avverkningsanmälan har följande 1 naturvårdsarter hittats: grön sköldmossa (S, T, §8). Arter som är signalarter enligt Skogsstyrelsen har markerats med (S). Typiska arter inom Natura 2000 som är kopplade till skogsekosystem har markerats med (T). För fridlysta arter anges även paragrafen i Artskyddsförordningen som arten är fridlyst enligt.</w:t>
-      </w:r>
-    </w:p>
-    <w:p>
-      <w:r>
-        <w:t>De påträffade naturvårdsarterna är ett tydligt kvitto på att det rör sig om en skog med höga naturvärden.</w:t>
-      </w:r>
-    </w:p>
-    <w:p>
-      <w:pPr>
-        <w:pStyle w:val="Heading2"/>
-      </w:pPr>
-      <w:r>
-        <w:t>Fridlysta arter</w:t>
-      </w:r>
-    </w:p>
-    <w:p>
-      <w:r>
-        <w:t>Följande fridlysta arter har sina livsmiljöer och växtplatser i den avverkningsanmälda skogen: grön sköldmossa (S, T, §8).</w:t>
+        <w:t>Nedan följer beskrivningar av de naturvårdsarter och fridlysta arter som har sina livsmiljöer och växtplatser i den avverkningsanmälda skogen. Se även ytterligare artfakta i BILAGA 1. De påträffade naturvårdsarterna är ett tydligt kvitto på att det rör sig om en skog med höga naturvärden.</w:t>
       </w:r>
     </w:p>
     <w:p>
@@ -139,11 +126,6 @@
       </w:r>
       <w:r>
         <w:t xml:space="preserve"> och omfattas av EU:s art- och habitatdirektiv bilaga 2 vilket innebär att det finns ett uttalat intresse inom Europeiska unionen att bevara arten. Grön sköldmossa kräver skog som har ett speciellt mikroklimat med hög och jämn luftfuktighet i kombination med rik tillgång på död ved (Nitare &amp; Skogsstyrelsen, 2019; SLU Artdatabanken, 2025). I praktiken handlar det om åtminstone 50 meter med skyddande skog för att undvika uttorkning av marken (Hallingbäck, personligt meddelande 2022-02-24). Grön sköldmossa är en ansvarsart för Sverige då en särskilt stor andel av Europas population finns i landet. Mark- och miljööverdomstolen (MÖD) har i mål nr M 2019-20 (18 februari 2019) slagit fast att grön sköldmossa (§8) är dispenspliktig och att exemplar av arten inte får skadas utan dispens (MÖD, mål nr M 2019-20).</w:t>
-      </w:r>
-    </w:p>
-    <w:p>
-      <w:r>
-        <w:t>I BILAGA 1 finns mer detaljerad information om ekologi samt krav på livsmiljö hos fridlysta arter.</w:t>
       </w:r>
     </w:p>
     <w:p>
@@ -476,7 +458,7 @@
     <w:r>
       <w:tab/>
       <w:tab/>
-      <w:t>2026-06-20</w:t>
+      <w:t>2026-06-21</w:t>
       <w:br/>
       <w:br/>
     </w:r>

--- a/tillsyn/A 29582-2024 tillsynsbegäran.docx
+++ b/tillsyn/A 29582-2024 tillsynsbegäran.docx
@@ -458,7 +458,7 @@
     <w:r>
       <w:tab/>
       <w:tab/>
-      <w:t>2026-06-21</w:t>
+      <w:t>2026-06-22</w:t>
       <w:br/>
       <w:br/>
     </w:r>

--- a/tillsyn/A 29582-2024 tillsynsbegäran.docx
+++ b/tillsyn/A 29582-2024 tillsynsbegäran.docx
@@ -458,7 +458,7 @@
     <w:r>
       <w:tab/>
       <w:tab/>
-      <w:t>2026-06-22</w:t>
+      <w:t>2026-06-23</w:t>
       <w:br/>
       <w:br/>
     </w:r>

--- a/tillsyn/A 29582-2024 tillsynsbegäran.docx
+++ b/tillsyn/A 29582-2024 tillsynsbegäran.docx
@@ -458,7 +458,7 @@
     <w:r>
       <w:tab/>
       <w:tab/>
-      <w:t>2026-06-23</w:t>
+      <w:t>2026-06-24</w:t>
       <w:br/>
       <w:br/>
     </w:r>

--- a/tillsyn/A 29582-2024 tillsynsbegäran.docx
+++ b/tillsyn/A 29582-2024 tillsynsbegäran.docx
@@ -458,7 +458,7 @@
     <w:r>
       <w:tab/>
       <w:tab/>
-      <w:t>2026-06-24</w:t>
+      <w:t>2026-06-25</w:t>
       <w:br/>
       <w:br/>
     </w:r>

--- a/tillsyn/A 29582-2024 tillsynsbegäran.docx
+++ b/tillsyn/A 29582-2024 tillsynsbegäran.docx
@@ -458,7 +458,7 @@
     <w:r>
       <w:tab/>
       <w:tab/>
-      <w:t>2026-06-25</w:t>
+      <w:t>2026-06-26</w:t>
       <w:br/>
       <w:br/>
     </w:r>

--- a/tillsyn/A 29582-2024 tillsynsbegäran.docx
+++ b/tillsyn/A 29582-2024 tillsynsbegäran.docx
@@ -458,7 +458,7 @@
     <w:r>
       <w:tab/>
       <w:tab/>
-      <w:t>2026-06-26</w:t>
+      <w:t>2026-06-27</w:t>
       <w:br/>
       <w:br/>
     </w:r>

--- a/tillsyn/A 29582-2024 tillsynsbegäran.docx
+++ b/tillsyn/A 29582-2024 tillsynsbegäran.docx
@@ -458,7 +458,7 @@
     <w:r>
       <w:tab/>
       <w:tab/>
-      <w:t>2026-06-27</w:t>
+      <w:t>2026-06-28</w:t>
       <w:br/>
       <w:br/>
     </w:r>

--- a/tillsyn/A 29582-2024 tillsynsbegäran.docx
+++ b/tillsyn/A 29582-2024 tillsynsbegäran.docx
@@ -458,7 +458,7 @@
     <w:r>
       <w:tab/>
       <w:tab/>
-      <w:t>2026-06-28</w:t>
+      <w:t>2026-06-29</w:t>
       <w:br/>
       <w:br/>
     </w:r>

--- a/tillsyn/A 29582-2024 tillsynsbegäran.docx
+++ b/tillsyn/A 29582-2024 tillsynsbegäran.docx
@@ -458,7 +458,7 @@
     <w:r>
       <w:tab/>
       <w:tab/>
-      <w:t>2026-06-29</w:t>
+      <w:t>2026-06-30</w:t>
       <w:br/>
       <w:br/>
     </w:r>

--- a/tillsyn/A 29582-2024 tillsynsbegäran.docx
+++ b/tillsyn/A 29582-2024 tillsynsbegäran.docx
@@ -458,7 +458,7 @@
     <w:r>
       <w:tab/>
       <w:tab/>
-      <w:t>2026-06-30</w:t>
+      <w:t>2026-07-01</w:t>
       <w:br/>
       <w:br/>
     </w:r>

--- a/tillsyn/A 29582-2024 tillsynsbegäran.docx
+++ b/tillsyn/A 29582-2024 tillsynsbegäran.docx
@@ -458,7 +458,7 @@
     <w:r>
       <w:tab/>
       <w:tab/>
-      <w:t>2026-07-01</w:t>
+      <w:t>2026-07-02</w:t>
       <w:br/>
       <w:br/>
     </w:r>

--- a/tillsyn/A 29582-2024 tillsynsbegäran.docx
+++ b/tillsyn/A 29582-2024 tillsynsbegäran.docx
@@ -458,7 +458,7 @@
     <w:r>
       <w:tab/>
       <w:tab/>
-      <w:t>2026-07-13</w:t>
+      <w:t>2026-07-14</w:t>
       <w:br/>
       <w:br/>
     </w:r>

--- a/tillsyn/A 29582-2024 tillsynsbegäran.docx
+++ b/tillsyn/A 29582-2024 tillsynsbegäran.docx
@@ -458,7 +458,7 @@
     <w:r>
       <w:tab/>
       <w:tab/>
-      <w:t>2026-07-14</w:t>
+      <w:t>2026-07-15</w:t>
       <w:br/>
       <w:br/>
     </w:r>

--- a/tillsyn/A 29582-2024 tillsynsbegäran.docx
+++ b/tillsyn/A 29582-2024 tillsynsbegäran.docx
@@ -458,7 +458,7 @@
     <w:r>
       <w:tab/>
       <w:tab/>
-      <w:t>2026-07-15</w:t>
+      <w:t>2026-07-16</w:t>
       <w:br/>
       <w:br/>
     </w:r>

--- a/tillsyn/A 29582-2024 tillsynsbegäran.docx
+++ b/tillsyn/A 29582-2024 tillsynsbegäran.docx
@@ -458,7 +458,7 @@
     <w:r>
       <w:tab/>
       <w:tab/>
-      <w:t>2026-07-16</w:t>
+      <w:t>2026-07-17</w:t>
       <w:br/>
       <w:br/>
     </w:r>

--- a/tillsyn/A 29582-2024 tillsynsbegäran.docx
+++ b/tillsyn/A 29582-2024 tillsynsbegäran.docx
@@ -458,7 +458,7 @@
     <w:r>
       <w:tab/>
       <w:tab/>
-      <w:t>2026-07-17</w:t>
+      <w:t>2026-07-18</w:t>
       <w:br/>
       <w:br/>
     </w:r>

--- a/tillsyn/A 29582-2024 tillsynsbegäran.docx
+++ b/tillsyn/A 29582-2024 tillsynsbegäran.docx
@@ -458,7 +458,7 @@
     <w:r>
       <w:tab/>
       <w:tab/>
-      <w:t>2026-07-18</w:t>
+      <w:t>2026-07-19</w:t>
       <w:br/>
       <w:br/>
     </w:r>

--- a/tillsyn/A 29582-2024 tillsynsbegäran.docx
+++ b/tillsyn/A 29582-2024 tillsynsbegäran.docx
@@ -458,7 +458,7 @@
     <w:r>
       <w:tab/>
       <w:tab/>
-      <w:t>2026-07-19</w:t>
+      <w:t>2026-07-20</w:t>
       <w:br/>
       <w:br/>
     </w:r>

--- a/tillsyn/A 29582-2024 tillsynsbegäran.docx
+++ b/tillsyn/A 29582-2024 tillsynsbegäran.docx
@@ -458,7 +458,7 @@
     <w:r>
       <w:tab/>
       <w:tab/>
-      <w:t>2026-07-20</w:t>
+      <w:t>2026-07-21</w:t>
       <w:br/>
       <w:br/>
     </w:r>

--- a/tillsyn/A 29582-2024 tillsynsbegäran.docx
+++ b/tillsyn/A 29582-2024 tillsynsbegäran.docx
@@ -458,7 +458,7 @@
     <w:r>
       <w:tab/>
       <w:tab/>
-      <w:t>2026-07-21</w:t>
+      <w:t>2026-07-22</w:t>
       <w:br/>
       <w:br/>
     </w:r>

--- a/tillsyn/A 29582-2024 tillsynsbegäran.docx
+++ b/tillsyn/A 29582-2024 tillsynsbegäran.docx
@@ -458,7 +458,7 @@
     <w:r>
       <w:tab/>
       <w:tab/>
-      <w:t>2026-07-22</w:t>
+      <w:t>2026-07-23</w:t>
       <w:br/>
       <w:br/>
     </w:r>

--- a/tillsyn/A 29582-2024 tillsynsbegäran.docx
+++ b/tillsyn/A 29582-2024 tillsynsbegäran.docx
@@ -458,7 +458,7 @@
     <w:r>
       <w:tab/>
       <w:tab/>
-      <w:t>2026-07-23</w:t>
+      <w:t>2026-07-24</w:t>
       <w:br/>
       <w:br/>
     </w:r>

--- a/tillsyn/A 29582-2024 tillsynsbegäran.docx
+++ b/tillsyn/A 29582-2024 tillsynsbegäran.docx
@@ -458,7 +458,7 @@
     <w:r>
       <w:tab/>
       <w:tab/>
-      <w:t>2026-07-24</w:t>
+      <w:t>2026-07-25</w:t>
       <w:br/>
       <w:br/>
     </w:r>

--- a/tillsyn/A 29582-2024 tillsynsbegäran.docx
+++ b/tillsyn/A 29582-2024 tillsynsbegäran.docx
@@ -458,7 +458,7 @@
     <w:r>
       <w:tab/>
       <w:tab/>
-      <w:t>2026-07-25</w:t>
+      <w:t>2026-07-26</w:t>
       <w:br/>
       <w:br/>
     </w:r>

--- a/tillsyn/A 29582-2024 tillsynsbegäran.docx
+++ b/tillsyn/A 29582-2024 tillsynsbegäran.docx
@@ -458,7 +458,7 @@
     <w:r>
       <w:tab/>
       <w:tab/>
-      <w:t>2026-07-26</w:t>
+      <w:t>2026-07-27</w:t>
       <w:br/>
       <w:br/>
     </w:r>

--- a/tillsyn/A 29582-2024 tillsynsbegäran.docx
+++ b/tillsyn/A 29582-2024 tillsynsbegäran.docx
@@ -458,7 +458,7 @@
     <w:r>
       <w:tab/>
       <w:tab/>
-      <w:t>2026-07-27</w:t>
+      <w:t>2026-07-28</w:t>
       <w:br/>
       <w:br/>
     </w:r>

--- a/tillsyn/A 29582-2024 tillsynsbegäran.docx
+++ b/tillsyn/A 29582-2024 tillsynsbegäran.docx
@@ -458,7 +458,7 @@
     <w:r>
       <w:tab/>
       <w:tab/>
-      <w:t>2026-07-28</w:t>
+      <w:t>2026-07-29</w:t>
       <w:br/>
       <w:br/>
     </w:r>

--- a/tillsyn/A 29582-2024 tillsynsbegäran.docx
+++ b/tillsyn/A 29582-2024 tillsynsbegäran.docx
@@ -458,7 +458,7 @@
     <w:r>
       <w:tab/>
       <w:tab/>
-      <w:t>2026-07-29</w:t>
+      <w:t>2026-07-30</w:t>
       <w:br/>
       <w:br/>
     </w:r>

--- a/tillsyn/A 29582-2024 tillsynsbegäran.docx
+++ b/tillsyn/A 29582-2024 tillsynsbegäran.docx
@@ -458,7 +458,7 @@
     <w:r>
       <w:tab/>
       <w:tab/>
-      <w:t>2026-07-30</w:t>
+      <w:t>2026-07-31</w:t>
       <w:br/>
       <w:br/>
     </w:r>

--- a/tillsyn/A 29582-2024 tillsynsbegäran.docx
+++ b/tillsyn/A 29582-2024 tillsynsbegäran.docx
@@ -458,7 +458,7 @@
     <w:r>
       <w:tab/>
       <w:tab/>
-      <w:t>2026-07-31</w:t>
+      <w:t>2026-08-01</w:t>
       <w:br/>
       <w:br/>
     </w:r>

--- a/tillsyn/A 29582-2024 tillsynsbegäran.docx
+++ b/tillsyn/A 29582-2024 tillsynsbegäran.docx
@@ -458,7 +458,7 @@
     <w:r>
       <w:tab/>
       <w:tab/>
-      <w:t>2026-08-01</w:t>
+      <w:t>2026-08-02</w:t>
       <w:br/>
       <w:br/>
     </w:r>

--- a/tillsyn/A 29582-2024 tillsynsbegäran.docx
+++ b/tillsyn/A 29582-2024 tillsynsbegäran.docx
@@ -458,7 +458,7 @@
     <w:r>
       <w:tab/>
       <w:tab/>
-      <w:t>2026-08-02</w:t>
+      <w:t>2026-08-03</w:t>
       <w:br/>
       <w:br/>
     </w:r>

--- a/tillsyn/A 29582-2024 tillsynsbegäran.docx
+++ b/tillsyn/A 29582-2024 tillsynsbegäran.docx
@@ -458,7 +458,7 @@
     <w:r>
       <w:tab/>
       <w:tab/>
-      <w:t>2026-08-03</w:t>
+      <w:t>2026-08-05</w:t>
       <w:br/>
       <w:br/>
     </w:r>

--- a/tillsyn/A 29582-2024 tillsynsbegäran.docx
+++ b/tillsyn/A 29582-2024 tillsynsbegäran.docx
@@ -458,7 +458,7 @@
     <w:r>
       <w:tab/>
       <w:tab/>
-      <w:t>2026-08-05</w:t>
+      <w:t>2026-08-07</w:t>
       <w:br/>
       <w:br/>
     </w:r>

--- a/tillsyn/A 29582-2024 tillsynsbegäran.docx
+++ b/tillsyn/A 29582-2024 tillsynsbegäran.docx
@@ -458,7 +458,7 @@
     <w:r>
       <w:tab/>
       <w:tab/>
-      <w:t>2026-08-07</w:t>
+      <w:t>2026-08-08</w:t>
       <w:br/>
       <w:br/>
     </w:r>

--- a/tillsyn/A 29582-2024 tillsynsbegäran.docx
+++ b/tillsyn/A 29582-2024 tillsynsbegäran.docx
@@ -60,7 +60,7 @@
         <w:spacing w:after="240"/>
       </w:pPr>
       <w:r>
-        <w:t>Figur 1. Fyndplatser för naturvårdsarter inom 14 meter från avverkningsanmälan. Markörer utan svart kant är placerade på fyndplatsen. Markörer med svart kant är placerade vid sidan av fyndplatsen har ett svart streck som visar fyndplatsens exakta position. Kartans mittpunktskoordinat är N 6569993, E 384769 i SWEREF 99 TM.</w:t>
+        <w:t>Figur 1. Fyndplatser för naturvårdsarter inom 14 meter från avverkningsanmälan. Markörer utan svart kant är placerade på fyndplatsen. Markörer med svart kant är placerade vid sidan av fyndplatsen och har ett svart streck som visar fyndplatsens exakta position. Kartans mittpunktskoordinat är N 6569993, E 384769 i SWEREF 99 TM.</w:t>
       </w:r>
     </w:p>
     <w:p>
@@ -458,7 +458,7 @@
     <w:r>
       <w:tab/>
       <w:tab/>
-      <w:t>2026-08-14</w:t>
+      <w:t>2026-08-15</w:t>
       <w:br/>
       <w:br/>
     </w:r>

--- a/tillsyn/A 29582-2024 tillsynsbegäran.docx
+++ b/tillsyn/A 29582-2024 tillsynsbegäran.docx
@@ -458,7 +458,7 @@
     <w:r>
       <w:tab/>
       <w:tab/>
-      <w:t>2026-08-15</w:t>
+      <w:t>2026-08-16</w:t>
       <w:br/>
       <w:br/>
     </w:r>

--- a/tillsyn/A 29582-2024 tillsynsbegäran.docx
+++ b/tillsyn/A 29582-2024 tillsynsbegäran.docx
@@ -458,7 +458,7 @@
     <w:r>
       <w:tab/>
       <w:tab/>
-      <w:t>2026-08-16</w:t>
+      <w:t>2026-08-17</w:t>
       <w:br/>
       <w:br/>
     </w:r>

--- a/tillsyn/A 29582-2024 tillsynsbegäran.docx
+++ b/tillsyn/A 29582-2024 tillsynsbegäran.docx
@@ -458,7 +458,7 @@
     <w:r>
       <w:tab/>
       <w:tab/>
-      <w:t>2026-08-17</w:t>
+      <w:t>2026-08-18</w:t>
       <w:br/>
       <w:br/>
     </w:r>

--- a/tillsyn/A 29582-2024 tillsynsbegäran.docx
+++ b/tillsyn/A 29582-2024 tillsynsbegäran.docx
@@ -458,7 +458,7 @@
     <w:r>
       <w:tab/>
       <w:tab/>
-      <w:t>2026-08-18</w:t>
+      <w:t>2026-08-19</w:t>
       <w:br/>
       <w:br/>
     </w:r>

--- a/tillsyn/A 29582-2024 tillsynsbegäran.docx
+++ b/tillsyn/A 29582-2024 tillsynsbegäran.docx
@@ -458,7 +458,7 @@
     <w:r>
       <w:tab/>
       <w:tab/>
-      <w:t>2026-08-19</w:t>
+      <w:t>2026-08-20</w:t>
       <w:br/>
       <w:br/>
     </w:r>

--- a/tillsyn/A 29582-2024 tillsynsbegäran.docx
+++ b/tillsyn/A 29582-2024 tillsynsbegäran.docx
@@ -458,7 +458,7 @@
     <w:r>
       <w:tab/>
       <w:tab/>
-      <w:t>2026-08-20</w:t>
+      <w:t>2026-08-21</w:t>
       <w:br/>
       <w:br/>
     </w:r>

--- a/tillsyn/A 29582-2024 tillsynsbegäran.docx
+++ b/tillsyn/A 29582-2024 tillsynsbegäran.docx
@@ -458,7 +458,7 @@
     <w:r>
       <w:tab/>
       <w:tab/>
-      <w:t>2026-08-21</w:t>
+      <w:t>2026-08-22</w:t>
       <w:br/>
       <w:br/>
     </w:r>

--- a/tillsyn/A 29582-2024 tillsynsbegäran.docx
+++ b/tillsyn/A 29582-2024 tillsynsbegäran.docx
@@ -458,7 +458,7 @@
     <w:r>
       <w:tab/>
       <w:tab/>
-      <w:t>2026-08-22</w:t>
+      <w:t>2026-08-23</w:t>
       <w:br/>
       <w:br/>
     </w:r>

--- a/tillsyn/A 29582-2024 tillsynsbegäran.docx
+++ b/tillsyn/A 29582-2024 tillsynsbegäran.docx
@@ -458,7 +458,7 @@
     <w:r>
       <w:tab/>
       <w:tab/>
-      <w:t>2026-08-23</w:t>
+      <w:t>2026-08-24</w:t>
       <w:br/>
       <w:br/>
     </w:r>

--- a/tillsyn/A 29582-2024 tillsynsbegäran.docx
+++ b/tillsyn/A 29582-2024 tillsynsbegäran.docx
@@ -458,7 +458,7 @@
     <w:r>
       <w:tab/>
       <w:tab/>
-      <w:t>2026-08-24</w:t>
+      <w:t>2026-08-25</w:t>
       <w:br/>
       <w:br/>
     </w:r>

--- a/tillsyn/A 29582-2024 tillsynsbegäran.docx
+++ b/tillsyn/A 29582-2024 tillsynsbegäran.docx
@@ -458,7 +458,7 @@
     <w:r>
       <w:tab/>
       <w:tab/>
-      <w:t>2026-08-25</w:t>
+      <w:t>2026-08-26</w:t>
       <w:br/>
       <w:br/>
     </w:r>

--- a/tillsyn/A 29582-2024 tillsynsbegäran.docx
+++ b/tillsyn/A 29582-2024 tillsynsbegäran.docx
@@ -458,7 +458,7 @@
     <w:r>
       <w:tab/>
       <w:tab/>
-      <w:t>2026-08-26</w:t>
+      <w:t>2026-08-27</w:t>
       <w:br/>
       <w:br/>
     </w:r>

--- a/tillsyn/A 29582-2024 tillsynsbegäran.docx
+++ b/tillsyn/A 29582-2024 tillsynsbegäran.docx
@@ -458,7 +458,7 @@
     <w:r>
       <w:tab/>
       <w:tab/>
-      <w:t>2026-08-27</w:t>
+      <w:t>2026-08-28</w:t>
       <w:br/>
       <w:br/>
     </w:r>

--- a/tillsyn/A 29582-2024 tillsynsbegäran.docx
+++ b/tillsyn/A 29582-2024 tillsynsbegäran.docx
@@ -458,7 +458,7 @@
     <w:r>
       <w:tab/>
       <w:tab/>
-      <w:t>2026-08-28</w:t>
+      <w:t>2026-08-29</w:t>
       <w:br/>
       <w:br/>
     </w:r>

--- a/tillsyn/A 29582-2024 tillsynsbegäran.docx
+++ b/tillsyn/A 29582-2024 tillsynsbegäran.docx
@@ -458,7 +458,7 @@
     <w:r>
       <w:tab/>
       <w:tab/>
-      <w:t>2026-08-29</w:t>
+      <w:t>2026-08-31</w:t>
       <w:br/>
       <w:br/>
     </w:r>

--- a/tillsyn/A 29582-2024 tillsynsbegäran.docx
+++ b/tillsyn/A 29582-2024 tillsynsbegäran.docx
@@ -458,7 +458,7 @@
     <w:r>
       <w:tab/>
       <w:tab/>
-      <w:t>2026-08-31</w:t>
+      <w:t>2026-09-01</w:t>
       <w:br/>
       <w:br/>
     </w:r>

--- a/tillsyn/A 29582-2024 tillsynsbegäran.docx
+++ b/tillsyn/A 29582-2024 tillsynsbegäran.docx
@@ -458,7 +458,7 @@
     <w:r>
       <w:tab/>
       <w:tab/>
-      <w:t>2026-09-01</w:t>
+      <w:t>2026-09-02</w:t>
       <w:br/>
       <w:br/>
     </w:r>

--- a/tillsyn/A 29582-2024 tillsynsbegäran.docx
+++ b/tillsyn/A 29582-2024 tillsynsbegäran.docx
@@ -458,7 +458,7 @@
     <w:r>
       <w:tab/>
       <w:tab/>
-      <w:t>2026-09-02</w:t>
+      <w:t>2026-09-03</w:t>
       <w:br/>
       <w:br/>
     </w:r>

--- a/tillsyn/A 29582-2024 tillsynsbegäran.docx
+++ b/tillsyn/A 29582-2024 tillsynsbegäran.docx
@@ -458,7 +458,7 @@
     <w:r>
       <w:tab/>
       <w:tab/>
-      <w:t>2026-09-03</w:t>
+      <w:t>2026-09-04</w:t>
       <w:br/>
       <w:br/>
     </w:r>

--- a/tillsyn/A 29582-2024 tillsynsbegäran.docx
+++ b/tillsyn/A 29582-2024 tillsynsbegäran.docx
@@ -458,7 +458,7 @@
     <w:r>
       <w:tab/>
       <w:tab/>
-      <w:t>2026-09-04</w:t>
+      <w:t>2026-09-05</w:t>
       <w:br/>
       <w:br/>
     </w:r>

--- a/tillsyn/A 29582-2024 tillsynsbegäran.docx
+++ b/tillsyn/A 29582-2024 tillsynsbegäran.docx
@@ -458,7 +458,7 @@
     <w:r>
       <w:tab/>
       <w:tab/>
-      <w:t>2026-09-05</w:t>
+      <w:t>2026-09-06</w:t>
       <w:br/>
       <w:br/>
     </w:r>

--- a/tillsyn/A 29582-2024 tillsynsbegäran.docx
+++ b/tillsyn/A 29582-2024 tillsynsbegäran.docx
@@ -458,7 +458,7 @@
     <w:r>
       <w:tab/>
       <w:tab/>
-      <w:t>2026-09-06</w:t>
+      <w:t>2026-09-07</w:t>
       <w:br/>
       <w:br/>
     </w:r>

--- a/tillsyn/A 29582-2024 tillsynsbegäran.docx
+++ b/tillsyn/A 29582-2024 tillsynsbegäran.docx
@@ -458,7 +458,7 @@
     <w:r>
       <w:tab/>
       <w:tab/>
-      <w:t>2026-09-07</w:t>
+      <w:t>2026-09-08</w:t>
       <w:br/>
       <w:br/>
     </w:r>

--- a/tillsyn/A 29582-2024 tillsynsbegäran.docx
+++ b/tillsyn/A 29582-2024 tillsynsbegäran.docx
@@ -458,7 +458,7 @@
     <w:r>
       <w:tab/>
       <w:tab/>
-      <w:t>2026-09-08</w:t>
+      <w:t>2026-09-09</w:t>
       <w:br/>
       <w:br/>
     </w:r>

--- a/tillsyn/A 29582-2024 tillsynsbegäran.docx
+++ b/tillsyn/A 29582-2024 tillsynsbegäran.docx
@@ -458,7 +458,7 @@
     <w:r>
       <w:tab/>
       <w:tab/>
-      <w:t>2026-09-09</w:t>
+      <w:t>2026-09-10</w:t>
       <w:br/>
       <w:br/>
     </w:r>

--- a/tillsyn/A 29582-2024 tillsynsbegäran.docx
+++ b/tillsyn/A 29582-2024 tillsynsbegäran.docx
@@ -458,7 +458,7 @@
     <w:r>
       <w:tab/>
       <w:tab/>
-      <w:t>2026-09-10</w:t>
+      <w:t>2026-09-11</w:t>
       <w:br/>
       <w:br/>
     </w:r>

--- a/tillsyn/A 29582-2024 tillsynsbegäran.docx
+++ b/tillsyn/A 29582-2024 tillsynsbegäran.docx
@@ -458,7 +458,7 @@
     <w:r>
       <w:tab/>
       <w:tab/>
-      <w:t>2026-09-11</w:t>
+      <w:t>2026-09-12</w:t>
       <w:br/>
       <w:br/>
     </w:r>

--- a/tillsyn/A 29582-2024 tillsynsbegäran.docx
+++ b/tillsyn/A 29582-2024 tillsynsbegäran.docx
@@ -458,7 +458,7 @@
     <w:r>
       <w:tab/>
       <w:tab/>
-      <w:t>2026-09-12</w:t>
+      <w:t>2026-09-13</w:t>
       <w:br/>
       <w:br/>
     </w:r>
